--- a/文档/04_运营与冷启动/07_小红书公开构建素材(第七期).docx
+++ b/文档/04_运营与冷启动/07_小红书公开构建素材(第七期).docx
@@ -5,634 +5,217 @@
     <w:p>
       <w:pPr>
         <w:pStyle w:val="Heading1"/>
-        <w:keepNext/>
-        <w:spacing w:before="240" w:after="120"/>
       </w:pPr>
       <w:r>
-        <w:rPr>
-          <w:rFonts w:ascii="Microsoft YaHei" w:hAnsi="Microsoft YaHei"/>
-          <w:b/>
-          <w:color w:val="1F4E79"/>
-          <w:sz w:val="36"/>
-        </w:rPr>
-      </w:r>
-      <w:r>
-        <w:rPr>
-          <w:rFonts w:ascii="Microsoft YaHei" w:hAnsi="Microsoft YaHei"/>
-          <w:b/>
-          <w:color w:val="1F4E79"/>
-          <w:sz w:val="36"/>
-        </w:rPr>
         <w:t>食刻 (ShiKe) — 小红书公开构建 (Build in Public) 素材日记</w:t>
       </w:r>
     </w:p>
     <w:p>
       <w:pPr>
         <w:pStyle w:val="Heading2"/>
-        <w:keepNext/>
-        <w:spacing w:before="240" w:after="120"/>
       </w:pPr>
       <w:r>
-        <w:rPr>
-          <w:rFonts w:ascii="Microsoft YaHei" w:hAnsi="Microsoft YaHei"/>
-          <w:b/>
-          <w:color w:val="2E74B5"/>
-          <w:sz w:val="28"/>
-        </w:rPr>
-      </w:r>
-      <w:r>
-        <w:rPr>
-          <w:rFonts w:ascii="Microsoft YaHei" w:hAnsi="Microsoft YaHei"/>
-          <w:b/>
-          <w:color w:val="2E74B5"/>
-          <w:sz w:val="28"/>
-        </w:rPr>
         <w:t>运营素材 (第七期 - 微信快捷登录集成与对赌结算对战积分分发闭环)</w:t>
       </w:r>
     </w:p>
     <w:p>
-      <w:pPr>
-        <w:spacing w:before="120" w:after="120"/>
-      </w:pPr>
       <w:r>
         <w:rPr>
-          <w:color w:val="B4B4B4"/>
+          <w:color w:val="C8C8C8"/>
         </w:rPr>
-        <w:t>——————————————————————————————————————————————————</w:t>
-      </w:r>
-    </w:p>
-    <w:p>
-      <w:pPr>
-        <w:pStyle w:val="Heading2"/>
-        <w:keepNext/>
-        <w:spacing w:before="240" w:after="120"/>
-      </w:pPr>
-      <w:r>
-        <w:rPr>
-          <w:rFonts w:ascii="Microsoft YaHei" w:hAnsi="Microsoft YaHei"/>
-          <w:b/>
-          <w:color w:val="2E74B5"/>
-          <w:sz w:val="28"/>
-        </w:rPr>
-      </w:r>
-      <w:r>
-        <w:rPr>
-          <w:rFonts w:ascii="Microsoft YaHei" w:hAnsi="Microsoft YaHei"/>
-          <w:b/>
-          <w:color w:val="2E74B5"/>
-          <w:sz w:val="28"/>
-        </w:rPr>
-        <w:t>📌 小红书文案模版七：【自律对赌真的玩积分了！输的人契约金直接被姐妹平分】</w:t>
+        <w:t>____________________________________________________</w:t>
       </w:r>
     </w:p>
     <w:p>
       <w:pPr>
         <w:pStyle w:val="Heading3"/>
-        <w:keepNext/>
-        <w:spacing w:before="240" w:after="120"/>
       </w:pPr>
       <w:r>
-        <w:rPr>
-          <w:rFonts w:ascii="Microsoft YaHei" w:hAnsi="Microsoft YaHei"/>
-          <w:b/>
-          <w:color w:val="595959"/>
-          <w:sz w:val="24"/>
-        </w:rPr>
-      </w:r>
-      <w:r>
-        <w:rPr>
-          <w:rFonts w:ascii="Microsoft YaHei" w:hAnsi="Microsoft YaHei"/>
-          <w:b/>
-          <w:color w:val="595959"/>
-          <w:sz w:val="24"/>
-        </w:rPr>
         <w:t>💥 爆款标题建议：</w:t>
       </w:r>
     </w:p>
     <w:p>
       <w:pPr>
         <w:pStyle w:val="ListNumber"/>
-        <w:spacing w:after="60"/>
       </w:pPr>
       <w:r>
-        <w:rPr>
-          <w:rFonts w:ascii="Microsoft YaHei" w:hAnsi="Microsoft YaHei"/>
-        </w:rPr>
-        <w:t>闺蜜打卡小程序闭环！吃炸鸡直接扣掉我 150 积分</w:t>
+        <w:t>吃顿炸鸡扣150分！这个对赌玩真的了</w:t>
       </w:r>
     </w:p>
     <w:p>
       <w:pPr>
         <w:pStyle w:val="ListNumber"/>
-        <w:spacing w:after="60"/>
       </w:pPr>
       <w:r>
-        <w:rPr>
-          <w:rFonts w:ascii="Microsoft YaHei" w:hAnsi="Microsoft YaHei"/>
-        </w:rPr>
-        <w:t>减脂挑战终于“玩真的”了，输家契约金被成功者平分！</w:t>
+        <w:t>减脂偷吃？闺蜜直接分掉你150积分！</w:t>
       </w:r>
     </w:p>
     <w:p>
       <w:pPr>
         <w:pStyle w:val="ListNumber"/>
-        <w:spacing w:after="60"/>
       </w:pPr>
       <w:r>
-        <w:rPr>
-          <w:rFonts w:ascii="Microsoft YaHei" w:hAnsi="Microsoft YaHei"/>
-        </w:rPr>
-        <w:t>【独立开发】5人对赌打卡结算系统上线，这才是真自律！</w:t>
+        <w:t>塑料姐妹减脂？输了契约金直接被平分！</w:t>
       </w:r>
     </w:p>
     <w:p>
-      <w:pPr>
-        <w:spacing w:before="120" w:after="120"/>
-      </w:pPr>
       <w:r>
         <w:rPr>
-          <w:color w:val="B4B4B4"/>
+          <w:color w:val="C8C8C8"/>
         </w:rPr>
-        <w:t>——————————————————————————————————————————————————</w:t>
+        <w:t>____________________________________________________</w:t>
       </w:r>
     </w:p>
     <w:p>
       <w:pPr>
         <w:pStyle w:val="Heading3"/>
-        <w:keepNext/>
-        <w:spacing w:before="240" w:after="120"/>
       </w:pPr>
       <w:r>
-        <w:rPr>
-          <w:rFonts w:ascii="Microsoft YaHei" w:hAnsi="Microsoft YaHei"/>
-          <w:b/>
-          <w:color w:val="595959"/>
-          <w:sz w:val="24"/>
-        </w:rPr>
-      </w:r>
-      <w:r>
-        <w:rPr>
-          <w:rFonts w:ascii="Microsoft YaHei" w:hAnsi="Microsoft YaHei"/>
-          <w:b/>
-          <w:color w:val="595959"/>
-          <w:sz w:val="24"/>
-        </w:rPr>
         <w:t>📝 正文内容：</w:t>
       </w:r>
     </w:p>
     <w:p>
-      <w:pPr>
-        <w:spacing w:after="120" w:line="276" w:lineRule="auto"/>
-      </w:pPr>
       <w:r>
-        <w:rPr>
-          <w:rFonts w:ascii="Microsoft YaHei" w:hAnsi="Microsoft YaHei"/>
-        </w:rPr>
-        <w:t>家人们！给女朋友和她闺蜜定制的 AI 小卡路里打卡工具【食刻 (ShiKe)】终于迎来了发布前最激动的最终联调！</w:t>
+        <w:t>那些大呼小叫减肥、转头就去吃豪华炸鸡桶且毫无惩罚的打卡群，赶紧退了吧！</w:t>
       </w:r>
     </w:p>
     <w:p>
-      <w:pPr>
-        <w:spacing w:after="120" w:line="276" w:lineRule="auto"/>
-      </w:pPr>
       <w:r>
-        <w:rPr>
-          <w:rFonts w:ascii="Microsoft YaHei" w:hAnsi="Microsoft YaHei"/>
-        </w:rPr>
-        <w:t>之前闺蜜们组队打卡都是闹着玩，今天我把</w:t>
+        <w:t>今天，【食刻】的微信快捷登录和最刺激的【5人对赌积分系统】全部搞定了！这次我们玩真的！</w:t>
+      </w:r>
+    </w:p>
+    <w:p>
+      <w:r>
+        <w:t xml:space="preserve">👉 </w:t>
       </w:r>
       <w:r>
         <w:rPr>
-          <w:rFonts w:ascii="Microsoft YaHei" w:hAnsi="Microsoft YaHei"/>
           <w:b/>
         </w:rPr>
-        <w:t>【微信快捷登录】</w:t>
+        <w:t>每人150积分契约金</w:t>
+      </w:r>
+      <w:r>
+        <w:t>：入队建房自动扣分。</w:t>
+      </w:r>
+    </w:p>
+    <w:p>
+      <w:r>
+        <w:t xml:space="preserve">👉 </w:t>
       </w:r>
       <w:r>
         <w:rPr>
-          <w:rFonts w:ascii="Microsoft YaHei" w:hAnsi="Microsoft YaHei"/>
+          <w:b/>
         </w:rPr>
-        <w:t>和最刺激的</w:t>
+        <w:t>赢家平分输家本金</w:t>
+      </w:r>
+      <w:r>
+        <w:t>：如果谁偷吃超标或没记账，本金没收！并由小队里所有全勤成功的姐妹等额平分！</w:t>
+      </w:r>
+    </w:p>
+    <w:p>
+      <w:r>
+        <w:t xml:space="preserve">👉 </w:t>
       </w:r>
       <w:r>
         <w:rPr>
-          <w:rFonts w:ascii="Microsoft YaHei" w:hAnsi="Microsoft YaHei"/>
           <w:b/>
         </w:rPr>
-        <w:t>【5人对赌积分结算引擎】</w:t>
+        <w:t>一键微信登录</w:t>
       </w:r>
       <w:r>
-        <w:rPr>
-          <w:rFonts w:ascii="Microsoft YaHei" w:hAnsi="Microsoft YaHei"/>
-        </w:rPr>
-        <w:t>彻底全部调通了！</w:t>
+        <w:t>：无需注册，秒点秒进。</w:t>
       </w:r>
     </w:p>
     <w:p>
-      <w:pPr>
-        <w:spacing w:after="120" w:line="276" w:lineRule="auto"/>
-      </w:pPr>
       <w:r>
-        <w:rPr>
-          <w:rFonts w:ascii="Microsoft YaHei" w:hAnsi="Microsoft YaHei"/>
-        </w:rPr>
-        <w:t>现在，减脂对赌彻底变成了真金白银（积分）的契约游戏！</w:t>
+        <w:t>今天真机实测，C偷吃炸鸡判定失败，本金直接被A和B等额平分！女朋友大呼：“这也太真实了！偷吃直接等于给姐妹们发红包！”</w:t>
       </w:r>
     </w:p>
     <w:p>
-      <w:pPr>
-        <w:spacing w:after="120" w:line="276" w:lineRule="auto"/>
-      </w:pPr>
       <w:r>
-        <w:rPr>
-          <w:rFonts w:ascii="Microsoft YaHei" w:hAnsi="Microsoft YaHei"/>
-        </w:rPr>
-        <w:t xml:space="preserve">🎮 </w:t>
-      </w:r>
-      <w:r>
-        <w:rPr>
-          <w:rFonts w:ascii="Microsoft YaHei" w:hAnsi="Microsoft YaHei"/>
-          <w:b/>
-        </w:rPr>
-        <w:t>游戏规则是这样的：</w:t>
-      </w:r>
-      <w:r>
-        <w:rPr>
-          <w:rFonts w:ascii="Microsoft YaHei" w:hAnsi="Microsoft YaHei"/>
-        </w:rPr>
+        <w:t>四大核心主线全部闭环！测试包这几天放出，想组队开赌的宝子在评论区抠【加我】👇</w:t>
       </w:r>
     </w:p>
     <w:p>
-      <w:pPr>
-        <w:pStyle w:val="ListBullet"/>
-        <w:spacing w:after="60"/>
-      </w:pPr>
       <w:r>
         <w:rPr>
-          <w:rFonts w:ascii="Microsoft YaHei" w:hAnsi="Microsoft YaHei"/>
+          <w:color w:val="C8C8C8"/>
         </w:rPr>
-        <w:t>每个新用户注册送 1000 积分。</w:t>
-      </w:r>
-    </w:p>
-    <w:p>
-      <w:pPr>
-        <w:pStyle w:val="ListBullet"/>
-        <w:spacing w:after="60"/>
-      </w:pPr>
-      <w:r>
-        <w:rPr>
-          <w:rFonts w:ascii="Microsoft YaHei" w:hAnsi="Microsoft YaHei"/>
-        </w:rPr>
-        <w:t>组队时，每人自动从账户里扣除 150 积分塞进“小队积分池”作为契约金。</w:t>
-      </w:r>
-    </w:p>
-    <w:p>
-      <w:pPr>
-        <w:pStyle w:val="ListBullet"/>
-        <w:spacing w:after="60"/>
-      </w:pPr>
-      <w:r>
-        <w:rPr>
-          <w:rFonts w:ascii="Microsoft YaHei" w:hAnsi="Microsoft YaHei"/>
-        </w:rPr>
-        <w:t>7 天挑战期间，大家每天都要拍照记账打卡，并且热量必须在预算内。</w:t>
-      </w:r>
-    </w:p>
-    <w:p>
-      <w:pPr>
-        <w:pStyle w:val="ListBullet"/>
-        <w:spacing w:after="60"/>
-      </w:pPr>
-      <w:r>
-        <w:rPr>
-          <w:rFonts w:ascii="Microsoft YaHei" w:hAnsi="Microsoft YaHei"/>
-        </w:rPr>
-        <w:t>挑战结束时，</w:t>
-      </w:r>
-      <w:r>
-        <w:rPr>
-          <w:rFonts w:ascii="Microsoft YaHei" w:hAnsi="Microsoft YaHei"/>
-          <w:b/>
-        </w:rPr>
-        <w:t>只要有任何人没能全勤（比如偷吃超标或者忘记记录），他这 150 本金就直接血亏被没收，并且被队伍里所有全勤成功的小伙伴“等额平分”！</w:t>
-      </w:r>
-      <w:r>
-        <w:rPr>
-          <w:rFonts w:ascii="Microsoft YaHei" w:hAnsi="Microsoft YaHei"/>
-        </w:rPr>
-        <w:t xml:space="preserve"> 赢家不仅拿回本金，还能赚大笔奖金！如果全员失败，则平台全部没收！</w:t>
-      </w:r>
-    </w:p>
-    <w:p>
-      <w:pPr>
-        <w:spacing w:after="120" w:line="276" w:lineRule="auto"/>
-      </w:pPr>
-      <w:r>
-        <w:rPr>
-          <w:rFonts w:ascii="Microsoft YaHei" w:hAnsi="Microsoft YaHei"/>
-        </w:rPr>
-        <w:t>今天我做集成测试，模拟 A 和 B 全勤，C 吃了一顿高热量炸鸡被判定失败，结果结算的一瞬间，C 的 150 积分直接扣留，A 和 B 账户里各自退回本金并分到了 75 奖分（直接变成了 1075 分）！</w:t>
-      </w:r>
-    </w:p>
-    <w:p>
-      <w:pPr>
-        <w:spacing w:after="120" w:line="276" w:lineRule="auto"/>
-      </w:pPr>
-      <w:r>
-        <w:rPr>
-          <w:rFonts w:ascii="Microsoft YaHei" w:hAnsi="Microsoft YaHei"/>
-        </w:rPr>
-        <w:t>看着后台数据库的积分流转，女朋友直接惊呼：“这也太真实了！以后谁再偷吃，就要给全队发‘红包’了！”</w:t>
-      </w:r>
-    </w:p>
-    <w:p>
-      <w:pPr>
-        <w:spacing w:before="120" w:after="120"/>
-      </w:pPr>
-      <w:r>
-        <w:rPr>
-          <w:color w:val="B4B4B4"/>
-        </w:rPr>
-        <w:t>——————————————————————————————————————————————————</w:t>
+        <w:t>____________________________________________________</w:t>
       </w:r>
     </w:p>
     <w:p>
       <w:pPr>
         <w:pStyle w:val="Heading3"/>
-        <w:keepNext/>
-        <w:spacing w:before="240" w:after="120"/>
       </w:pPr>
       <w:r>
-        <w:rPr>
-          <w:rFonts w:ascii="Microsoft YaHei" w:hAnsi="Microsoft YaHei"/>
-          <w:b/>
-          <w:color w:val="595959"/>
-          <w:sz w:val="24"/>
-        </w:rPr>
+        <w:t>🏷️ 热门标签推荐：</w:t>
       </w:r>
+    </w:p>
+    <w:p>
+      <w:r>
+        <w:t>#独立开发 #BuildInPublic #减脂打卡 #闺蜜组队 #对赌打卡 #自律挑战 #自律生活 #干货分享 #我的开发日记</w:t>
+      </w:r>
+    </w:p>
+    <w:p>
       <w:r>
         <w:rPr>
-          <w:rFonts w:ascii="Microsoft YaHei" w:hAnsi="Microsoft YaHei"/>
-          <w:b/>
-          <w:color w:val="595959"/>
-          <w:sz w:val="24"/>
+          <w:color w:val="C8C8C8"/>
         </w:rPr>
-        <w:t>🌟 第七期最新进展（真实登录与结算清盘）：</w:t>
+        <w:t>____________________________________________________</w:t>
       </w:r>
     </w:p>
     <w:p>
       <w:pPr>
-        <w:spacing w:after="120" w:line="276" w:lineRule="auto"/>
+        <w:pStyle w:val="Heading2"/>
       </w:pPr>
       <w:r>
-        <w:rPr>
-          <w:rFonts w:ascii="Microsoft YaHei" w:hAnsi="Microsoft YaHei"/>
-        </w:rPr>
-        <w:t>为了让这个“对赌”小程序稳定发布，本期我重点搞定了这几个硬核底层：</w:t>
+        <w:t>📌 配图素材建议 (images/phase7 文件夹中已备好)：</w:t>
       </w:r>
     </w:p>
     <w:p>
       <w:pPr>
         <w:pStyle w:val="ListNumber"/>
-        <w:spacing w:after="60"/>
       </w:pPr>
+      <w:r/>
       <w:r>
         <w:rPr>
-          <w:rFonts w:ascii="Microsoft YaHei" w:hAnsi="Microsoft YaHei"/>
+          <w:b/>
         </w:rPr>
+        <w:t>图一 (封面)</w:t>
       </w:r>
       <w:r>
-        <w:rPr>
-          <w:rFonts w:ascii="Microsoft YaHei" w:hAnsi="Microsoft YaHei"/>
-          <w:b/>
-        </w:rPr>
-        <w:t>无感快捷微信登录</w:t>
-      </w:r>
-      <w:r>
-        <w:rPr>
-          <w:rFonts w:ascii="Microsoft YaHei" w:hAnsi="Microsoft YaHei"/>
-        </w:rPr>
-        <w:t xml:space="preserve"> 🔑</w:t>
-      </w:r>
-    </w:p>
-    <w:p>
-      <w:pPr>
-        <w:pStyle w:val="ListBullet"/>
-        <w:spacing w:after="60"/>
-      </w:pPr>
-      <w:r>
-        <w:rPr>
-          <w:rFonts w:ascii="Microsoft YaHei" w:hAnsi="Microsoft YaHei"/>
-        </w:rPr>
-        <w:t>接入了真实的微信 `wx.login` 获取 code 并换取 OpenID 注册机制。同时为本地开发配置了 `wx.mock` 智能降级通道。即便在没有配置 AppID 的游客测试模式下，依然能秒级登录，调试不受任何阻碍！</w:t>
+        <w:t>：[point_settle_success.png](file:///D:/heming/shike/文档/02_需求与交互设计/images/phase7/point_settle_success.png)</w:t>
       </w:r>
     </w:p>
     <w:p>
       <w:pPr>
         <w:pStyle w:val="ListNumber"/>
-        <w:spacing w:after="60"/>
       </w:pPr>
+      <w:r/>
       <w:r>
         <w:rPr>
-          <w:rFonts w:ascii="Microsoft YaHei" w:hAnsi="Microsoft YaHei"/>
+          <w:b/>
         </w:rPr>
+        <w:t>图二</w:t>
       </w:r>
       <w:r>
-        <w:rPr>
-          <w:rFonts w:ascii="Microsoft YaHei" w:hAnsi="Microsoft YaHei"/>
-          <w:b/>
-        </w:rPr>
-        <w:t>胜者均分失败积分的结算引擎</w:t>
-      </w:r>
-      <w:r>
-        <w:rPr>
-          <w:rFonts w:ascii="Microsoft YaHei" w:hAnsi="Microsoft YaHei"/>
-        </w:rPr>
-        <w:t xml:space="preserve"> 💰</w:t>
-      </w:r>
-    </w:p>
-    <w:p>
-      <w:pPr>
-        <w:pStyle w:val="ListBullet"/>
-        <w:spacing w:after="60"/>
-      </w:pPr>
-      <w:r>
-        <w:rPr>
-          <w:rFonts w:ascii="Microsoft YaHei" w:hAnsi="Microsoft YaHei"/>
-        </w:rPr>
-        <w:t>在后台编写了 `TeamSettleScheduler` 任务。每天清晨会自动统计昨日的饮食超标情况并存入 `TeamCheckin` 打卡表。一旦到了结算日，系统将启动清盘审计，自动将未打卡/超标用户的契约金扣除，并用平分算法打入成功全勤用户的个人账户。</w:t>
+        <w:t>：[wx_login_page.png](file:///D:/heming/shike/文档/02_需求与交互设计/images/phase7/wx_login_page.png)</w:t>
       </w:r>
     </w:p>
     <w:p>
       <w:pPr>
         <w:pStyle w:val="ListNumber"/>
-        <w:spacing w:after="60"/>
       </w:pPr>
+      <w:r/>
       <w:r>
         <w:rPr>
-          <w:rFonts w:ascii="Microsoft YaHei" w:hAnsi="Microsoft YaHei"/>
+          <w:b/>
         </w:rPr>
+        <w:t>图三</w:t>
       </w:r>
       <w:r>
-        <w:rPr>
-          <w:rFonts w:ascii="Microsoft YaHei" w:hAnsi="Microsoft YaHei"/>
-          <w:b/>
-        </w:rPr>
-        <w:t>开发了“上帝视角”的快速结算接口</w:t>
-      </w:r>
-      <w:r>
-        <w:rPr>
-          <w:rFonts w:ascii="Microsoft YaHei" w:hAnsi="Microsoft YaHei"/>
-        </w:rPr>
-        <w:t xml:space="preserve"> ⏱️</w:t>
-      </w:r>
-    </w:p>
-    <w:p>
-      <w:pPr>
-        <w:pStyle w:val="ListBullet"/>
-        <w:spacing w:after="60"/>
-      </w:pPr>
-      <w:r>
-        <w:rPr>
-          <w:rFonts w:ascii="Microsoft YaHei" w:hAnsi="Microsoft YaHei"/>
-        </w:rPr>
-        <w:t>写好了一个测试用的手动结算端点。我们不需要等现实世界里的 7 天时间，测试人员只需要一键发送测试请求，就能模拟 7 天中各成员任意天数卡路里超标/达标，并瞬间执行清盘分发，调试对赌体验拉满！</w:t>
-      </w:r>
-    </w:p>
-    <w:p>
-      <w:pPr>
-        <w:spacing w:before="120" w:after="120"/>
-      </w:pPr>
-      <w:r>
-        <w:rPr>
-          <w:color w:val="B4B4B4"/>
-        </w:rPr>
-        <w:t>——————————————————————————————————————————————————</w:t>
-      </w:r>
-    </w:p>
-    <w:p>
-      <w:pPr>
-        <w:pStyle w:val="Heading3"/>
-        <w:keepNext/>
-        <w:spacing w:before="240" w:after="120"/>
-      </w:pPr>
-      <w:r>
-        <w:rPr>
-          <w:rFonts w:ascii="Microsoft YaHei" w:hAnsi="Microsoft YaHei"/>
-          <w:b/>
-          <w:color w:val="595959"/>
-          <w:sz w:val="24"/>
-        </w:rPr>
-      </w:r>
-      <w:r>
-        <w:rPr>
-          <w:rFonts w:ascii="Microsoft YaHei" w:hAnsi="Microsoft YaHei"/>
-          <w:b/>
-          <w:color w:val="595959"/>
-          <w:sz w:val="24"/>
-        </w:rPr>
-        <w:t>🎁 开发者碎碎念：</w:t>
-      </w:r>
-    </w:p>
-    <w:p>
-      <w:pPr>
-        <w:spacing w:after="120" w:line="276" w:lineRule="auto"/>
-      </w:pPr>
-      <w:r>
-        <w:rPr>
-          <w:rFonts w:ascii="Microsoft YaHei" w:hAnsi="Microsoft YaHei"/>
-        </w:rPr>
-        <w:t>把积分流转和结算引擎写完并通过自动化脚本验证成功的那一刻，我深深觉得这已经不单单是个单纯的记账工具了，它变成了一个充满互动的“自律博弈游戏”。</w:t>
-      </w:r>
-    </w:p>
-    <w:p>
-      <w:pPr>
-        <w:spacing w:after="120" w:line="276" w:lineRule="auto"/>
-      </w:pPr>
-      <w:r>
-        <w:rPr>
-          <w:rFonts w:ascii="Microsoft YaHei" w:hAnsi="Microsoft YaHei"/>
-        </w:rPr>
-        <w:t>女朋友已经在微信群里疯狂拉人，准备小程序一旦上线就建房开局，看谁先管不住嘴给全队“送温暖”了！</w:t>
-      </w:r>
-    </w:p>
-    <w:p>
-      <w:pPr>
-        <w:spacing w:after="120" w:line="276" w:lineRule="auto"/>
-      </w:pPr>
-      <w:r>
-        <w:rPr>
-          <w:rFonts w:ascii="Microsoft YaHei" w:hAnsi="Microsoft YaHei"/>
-        </w:rPr>
-        <w:t>现在，微信登录 + AI识别 + 玻璃拟态海报 + 积分结算四大核心功能全部搞定！</w:t>
-      </w:r>
-    </w:p>
-    <w:p>
-      <w:pPr>
-        <w:spacing w:after="120" w:line="276" w:lineRule="auto"/>
-      </w:pPr>
-      <w:r>
-        <w:rPr>
-          <w:rFonts w:ascii="Microsoft YaHei" w:hAnsi="Microsoft YaHei"/>
-        </w:rPr>
-        <w:t>大家觉得这个“姐妹对赌分积分”的玩法刺激吗？</w:t>
-      </w:r>
-    </w:p>
-    <w:p>
-      <w:pPr>
-        <w:spacing w:after="120" w:line="276" w:lineRule="auto"/>
-      </w:pPr>
-      <w:r>
-        <w:rPr>
-          <w:rFonts w:ascii="Microsoft YaHei" w:hAnsi="Microsoft YaHei"/>
-        </w:rPr>
-        <w:t>小程序真机测试包这几天就放出，想要进群和朋友组队开打的宝子们在评论区抠【加我】！👇</w:t>
-      </w:r>
-    </w:p>
-    <w:p>
-      <w:pPr>
-        <w:spacing w:before="120" w:after="120"/>
-      </w:pPr>
-      <w:r>
-        <w:rPr>
-          <w:color w:val="B4B4B4"/>
-        </w:rPr>
-        <w:t>——————————————————————————————————————————————————</w:t>
-      </w:r>
-    </w:p>
-    <w:p>
-      <w:pPr>
-        <w:pStyle w:val="Heading3"/>
-        <w:keepNext/>
-        <w:spacing w:before="240" w:after="120"/>
-      </w:pPr>
-      <w:r>
-        <w:rPr>
-          <w:rFonts w:ascii="Microsoft YaHei" w:hAnsi="Microsoft YaHei"/>
-          <w:b/>
-          <w:color w:val="595959"/>
-          <w:sz w:val="24"/>
-        </w:rPr>
-      </w:r>
-      <w:r>
-        <w:rPr>
-          <w:rFonts w:ascii="Microsoft YaHei" w:hAnsi="Microsoft YaHei"/>
-          <w:b/>
-          <w:color w:val="595959"/>
-          <w:sz w:val="24"/>
-        </w:rPr>
-        <w:t>🏷️ 热门标签推荐：</w:t>
-      </w:r>
-    </w:p>
-    <w:p>
-      <w:pPr>
-        <w:spacing w:after="120" w:line="276" w:lineRule="auto"/>
-      </w:pPr>
-      <w:r>
-        <w:rPr>
-          <w:rFonts w:ascii="Microsoft YaHei" w:hAnsi="Microsoft YaHei"/>
-        </w:rPr>
-        <w:t>#独立开发 #BuildInPublic #给女朋友写个APP #微信小程序开发 #独立开发者 #自律减脂 #打卡对赌 #自律挑战 #我的独立开发日记 #程序员的日常</w:t>
+        <w:t>：[e2e_settlement_test.png](file:///D:/heming/shike/文档/02_需求与交互设计/images/phase7/e2e_settlement_test.png)</w:t>
       </w:r>
     </w:p>
     <w:sectPr>
@@ -1008,10 +591,6 @@
     <w:name w:val="Normal"/>
     <w:qFormat/>
     <w:rsid w:val="00FC693F"/>
-    <w:rPr>
-      <w:rFonts w:ascii="Microsoft YaHei" w:hAnsi="Microsoft YaHei"/>
-      <w:sz w:val="22"/>
-    </w:rPr>
   </w:style>
   <w:style w:type="paragraph" w:styleId="Header">
     <w:name w:val="header"/>
